--- a/production/quizzes/03-ch3-energy-speed-quiz.docx
+++ b/production/quizzes/03-ch3-energy-speed-quiz.docx
@@ -41,7 +41,7 @@
           <w:b w:val="0"/>
           <w:i/>
           <w:color w:val="444444"/>
-          <w:sz w:val="22"/>
+          <w:sz w:val="24"/>
         </w:rPr>
         <w:t>Read each question carefully. Do your best!</w:t>
       </w:r>
@@ -68,7 +68,7 @@
           <w:b w:val="0"/>
           <w:i w:val="0"/>
           <w:color w:val="444444"/>
-          <w:sz w:val="22"/>
+          <w:sz w:val="24"/>
         </w:rPr>
         <w:t>Speed is ______.</w:t>
       </w:r>
@@ -82,7 +82,7 @@
           <w:b w:val="0"/>
           <w:i w:val="0"/>
           <w:color w:val="444444"/>
-          <w:sz w:val="22"/>
+          <w:sz w:val="24"/>
         </w:rPr>
         <w:t>a) a measurement of the distance an object travels over an amount of time</w:t>
       </w:r>
@@ -96,7 +96,7 @@
           <w:b w:val="0"/>
           <w:i w:val="0"/>
           <w:color w:val="444444"/>
-          <w:sz w:val="22"/>
+          <w:sz w:val="24"/>
         </w:rPr>
         <w:t>b) how heavy an object is      c) a kind of energy      d) a visible substance</w:t>
       </w:r>
@@ -136,7 +136,7 @@
           <w:b w:val="0"/>
           <w:i w:val="0"/>
           <w:color w:val="444444"/>
-          <w:sz w:val="22"/>
+          <w:sz w:val="24"/>
         </w:rPr>
         <w:t>A moving object has ______.</w:t>
       </w:r>
@@ -150,7 +150,7 @@
           <w:b w:val="0"/>
           <w:i w:val="0"/>
           <w:color w:val="444444"/>
-          <w:sz w:val="22"/>
+          <w:sz w:val="24"/>
         </w:rPr>
         <w:t>a) stored energy only      b) energy of motion      c) no energy      d) only sound energy</w:t>
       </w:r>
@@ -190,7 +190,7 @@
           <w:b w:val="0"/>
           <w:i w:val="0"/>
           <w:color w:val="444444"/>
-          <w:sz w:val="22"/>
+          <w:sz w:val="24"/>
         </w:rPr>
         <w:t>Which comparison gives the BEST evidence about speed and energy?</w:t>
       </w:r>
@@ -204,7 +204,7 @@
           <w:b w:val="0"/>
           <w:i w:val="0"/>
           <w:color w:val="444444"/>
-          <w:sz w:val="22"/>
+          <w:sz w:val="24"/>
         </w:rPr>
         <w:t>a) a small ball vs. a big ball, both moving slowly</w:t>
       </w:r>
@@ -218,7 +218,7 @@
           <w:b w:val="0"/>
           <w:i w:val="0"/>
           <w:color w:val="444444"/>
-          <w:sz w:val="22"/>
+          <w:sz w:val="24"/>
         </w:rPr>
         <w:t>b) the SAME ball moving slowly, then the SAME ball moving faster</w:t>
       </w:r>
@@ -232,7 +232,7 @@
           <w:b w:val="0"/>
           <w:i w:val="0"/>
           <w:color w:val="444444"/>
-          <w:sz w:val="22"/>
+          <w:sz w:val="24"/>
         </w:rPr>
         <w:t>c) a fast car vs. a slow bicycle      d) a marble vs. a bowling ball</w:t>
       </w:r>
@@ -272,7 +272,7 @@
           <w:b w:val="0"/>
           <w:i w:val="0"/>
           <w:color w:val="444444"/>
-          <w:sz w:val="22"/>
+          <w:sz w:val="24"/>
         </w:rPr>
         <w:t>A group rolled ONE ball down a ramp. Here is their data:</w:t>
       </w:r>
@@ -300,7 +300,7 @@
               <w:rPr>
                 <w:b/>
                 <w:color w:val="1F3A5F"/>
-                <w:sz w:val="22"/>
+                <w:sz w:val="24"/>
               </w:rPr>
               <w:t>Ramp Height</w:t>
             </w:r>
@@ -317,7 +317,7 @@
               <w:rPr>
                 <w:b/>
                 <w:color w:val="1F3A5F"/>
-                <w:sz w:val="22"/>
+                <w:sz w:val="24"/>
               </w:rPr>
               <w:t>Average Cup Displacement</w:t>
             </w:r>
@@ -415,7 +415,7 @@
           <w:b w:val="0"/>
           <w:i w:val="0"/>
           <w:color w:val="444444"/>
-          <w:sz w:val="22"/>
+          <w:sz w:val="24"/>
         </w:rPr>
         <w:t>At which height did the ball cause the greatest change? ____________</w:t>
       </w:r>
@@ -429,7 +429,7 @@
           <w:b w:val="0"/>
           <w:i w:val="0"/>
           <w:color w:val="444444"/>
-          <w:sz w:val="22"/>
+          <w:sz w:val="24"/>
         </w:rPr>
         <w:t>Did the group measure the ball's speed, or the change it caused? Explain.</w:t>
       </w:r>
@@ -472,7 +472,7 @@
           <w:b w:val="0"/>
           <w:i w:val="0"/>
           <w:color w:val="444444"/>
-          <w:sz w:val="22"/>
+          <w:sz w:val="24"/>
         </w:rPr>
         <w:t>A graph titled “Ramp Height vs. Average Cup Displacement” shows the bar gets taller as ramp height increases.</w:t>
       </w:r>
@@ -486,7 +486,7 @@
           <w:b w:val="0"/>
           <w:i w:val="0"/>
           <w:color w:val="444444"/>
-          <w:sz w:val="22"/>
+          <w:sz w:val="24"/>
         </w:rPr>
         <w:t>What does this graph suggest about speed and energy of motion for the SAME ball?</w:t>
       </w:r>
@@ -529,7 +529,7 @@
           <w:b w:val="0"/>
           <w:i w:val="0"/>
           <w:color w:val="444444"/>
-          <w:sz w:val="22"/>
+          <w:sz w:val="24"/>
         </w:rPr>
         <w:t>Write M (measured) or I (inferred) next to each item.</w:t>
       </w:r>
@@ -543,7 +543,7 @@
           <w:b w:val="0"/>
           <w:i w:val="0"/>
           <w:color w:val="444444"/>
-          <w:sz w:val="22"/>
+          <w:sz w:val="24"/>
         </w:rPr>
         <w:t>____ the cup moved 18 cm</w:t>
       </w:r>
@@ -557,7 +557,7 @@
           <w:b w:val="0"/>
           <w:i w:val="0"/>
           <w:color w:val="444444"/>
-          <w:sz w:val="22"/>
+          <w:sz w:val="24"/>
         </w:rPr>
         <w:t>____ the ball was moving faster</w:t>
       </w:r>
@@ -571,7 +571,7 @@
           <w:b w:val="0"/>
           <w:i w:val="0"/>
           <w:color w:val="444444"/>
-          <w:sz w:val="22"/>
+          <w:sz w:val="24"/>
         </w:rPr>
         <w:t>____ the faster ball had more energy of motion</w:t>
       </w:r>
@@ -585,7 +585,7 @@
           <w:b w:val="0"/>
           <w:i w:val="0"/>
           <w:color w:val="444444"/>
-          <w:sz w:val="22"/>
+          <w:sz w:val="24"/>
         </w:rPr>
         <w:t>____ the ramp height was 3 books</w:t>
       </w:r>
@@ -612,7 +612,7 @@
           <w:b w:val="0"/>
           <w:i w:val="0"/>
           <w:color w:val="444444"/>
-          <w:sz w:val="22"/>
+          <w:sz w:val="24"/>
         </w:rPr>
         <w:t>The SAME ball is thrown gently, then thrown hard. The hard throw makes your hand sting.</w:t>
       </w:r>
@@ -626,7 +626,7 @@
           <w:b w:val="0"/>
           <w:i w:val="0"/>
           <w:color w:val="444444"/>
-          <w:sz w:val="22"/>
+          <w:sz w:val="24"/>
         </w:rPr>
         <w:t>Use evidence to explain: which throw had greater energy of motion, and how do you know?</w:t>
       </w:r>
@@ -677,7 +677,7 @@
           <w:b w:val="0"/>
           <w:i w:val="0"/>
           <w:color w:val="444444"/>
-          <w:sz w:val="22"/>
+          <w:sz w:val="24"/>
         </w:rPr>
         <w:t>A student says, “We measured the ball's energy with our ruler.” What is wrong with this statement?</w:t>
       </w:r>
@@ -720,7 +720,7 @@
           <w:b w:val="0"/>
           <w:i w:val="0"/>
           <w:color w:val="444444"/>
-          <w:sz w:val="22"/>
+          <w:sz w:val="24"/>
         </w:rPr>
         <w:t>For the SAME object, faster motion is associated with ______ energy of motion.</w:t>
       </w:r>
@@ -734,7 +734,7 @@
           <w:b w:val="0"/>
           <w:i w:val="0"/>
           <w:color w:val="444444"/>
-          <w:sz w:val="22"/>
+          <w:sz w:val="24"/>
         </w:rPr>
         <w:t>a) less      b) the same      c) greater      d) no</w:t>
       </w:r>
@@ -774,7 +774,7 @@
           <w:b w:val="0"/>
           <w:i w:val="0"/>
           <w:color w:val="444444"/>
-          <w:sz w:val="22"/>
+          <w:sz w:val="24"/>
         </w:rPr>
         <w:t>Why is it important to keep the object the SAME when comparing speed and energy?</w:t>
       </w:r>

--- a/production/quizzes/03-ch3-energy-speed-quiz.docx
+++ b/production/quizzes/03-ch3-energy-speed-quiz.docx
@@ -4,87 +4,58 @@
   <w:body>
     <w:p>
       <w:pPr>
-        <w:spacing w:after="80"/>
+        <w:spacing w:after="120"/>
       </w:pPr>
       <w:r>
         <w:rPr>
+          <w:rFonts w:ascii="Calibri" w:hAnsi="Calibri"/>
           <w:b/>
-          <w:color w:val="1F3A5F"/>
-          <w:sz w:val="40"/>
+          <w:color w:val="1B4FC2"/>
+          <w:sz w:val="36"/>
         </w:rPr>
-        <w:t>Chapter 3 Quiz — Energy and Speed Are Related</w:t>
+        <w:t>Chapter 3  ·  Energy and Speed Are Related</w:t>
       </w:r>
     </w:p>
     <w:p>
       <w:pPr>
-        <w:spacing w:after="160"/>
+        <w:spacing w:after="120"/>
       </w:pPr>
       <w:r>
         <w:rPr>
+          <w:rFonts w:ascii="Calibri" w:hAnsi="Calibri"/>
+          <w:b/>
+          <w:color w:val="1A1D26"/>
           <w:sz w:val="24"/>
         </w:rPr>
-        <w:t>Name: ____________________________</w:t>
-      </w:r>
-      <w:r>
-        <w:rPr>
-          <w:sz w:val="24"/>
-        </w:rPr>
-        <w:t xml:space="preserve">    Date: ________________</w:t>
+        <w:t>Quiz  ·  8 items  ·  12 points  ·  FLEX</w:t>
       </w:r>
     </w:p>
     <w:p>
       <w:pPr>
-        <w:spacing w:after="160"/>
+        <w:spacing w:after="120"/>
       </w:pPr>
       <w:r>
         <w:rPr>
+          <w:rFonts w:ascii="Calibri" w:hAnsi="Calibri"/>
           <w:b w:val="0"/>
-          <w:i/>
-          <w:color w:val="444444"/>
-          <w:sz w:val="24"/>
+          <w:color w:val="1A1D26"/>
+          <w:sz w:val="28"/>
         </w:rPr>
-        <w:t>Read each question carefully. Do your best!</w:t>
+        <w:t>Name ______________________________    Date ______________</w:t>
       </w:r>
     </w:p>
     <w:p>
       <w:pPr>
-        <w:spacing w:before="200" w:after="60"/>
+        <w:spacing w:after="120"/>
       </w:pPr>
       <w:r>
         <w:rPr>
+          <w:rFonts w:ascii="Calibri" w:hAnsi="Calibri"/>
           <w:b/>
-          <w:color w:val="C05014"/>
-          <w:sz w:val="26"/>
+          <w:color w:val="1A1D26"/>
+          <w:sz w:val="32"/>
         </w:rPr>
-        <w:t>1.</w:t>
-      </w:r>
-    </w:p>
-    <w:p>
-      <w:pPr>
-        <w:spacing w:after="80"/>
-      </w:pPr>
-      <w:r>
-        <w:rPr>
-          <w:b w:val="0"/>
-          <w:i w:val="0"/>
-          <w:color w:val="444444"/>
-          <w:sz w:val="24"/>
-        </w:rPr>
-        <w:t>Speed is ______.</w:t>
-      </w:r>
-    </w:p>
-    <w:p>
-      <w:pPr>
-        <w:spacing w:after="80"/>
-      </w:pPr>
-      <w:r>
-        <w:rPr>
-          <w:b w:val="0"/>
-          <w:i w:val="0"/>
-          <w:color w:val="444444"/>
-          <w:sz w:val="24"/>
-        </w:rPr>
-        <w:t>a) a measurement of the distance an object travels over an amount of time</w:t>
+        <w:t>Score: ______ / 12 = ______ %</w:t>
       </w:r>
     </w:p>
     <w:p>
@@ -93,52 +64,26 @@
       </w:pPr>
       <w:r>
         <w:rPr>
-          <w:b w:val="0"/>
-          <w:i w:val="0"/>
-          <w:color w:val="444444"/>
-          <w:sz w:val="24"/>
+          <w:rFonts w:ascii="Calibri" w:hAnsi="Calibri"/>
+          <w:b/>
+          <w:color w:val="1A1D26"/>
+          <w:sz w:val="28"/>
         </w:rPr>
-        <w:t>b) how heavy an object is      c) a kind of energy      d) a visible substance</w:t>
+        <w:t>1. (1 point) Speed is a measurement of the ________ an object travels over an amount of time.</w:t>
       </w:r>
     </w:p>
     <w:p>
       <w:pPr>
-        <w:spacing w:after="120"/>
+        <w:spacing w:after="200"/>
       </w:pPr>
       <w:r>
         <w:rPr>
+          <w:rFonts w:ascii="Calibri" w:hAnsi="Calibri"/>
           <w:b w:val="0"/>
-          <w:i w:val="0"/>
-          <w:color w:val="444444"/>
-          <w:sz w:val="22"/>
+          <w:color w:val="1A1D26"/>
+          <w:sz w:val="28"/>
         </w:rPr>
-      </w:r>
-    </w:p>
-    <w:p>
-      <w:pPr>
-        <w:spacing w:before="200" w:after="60"/>
-      </w:pPr>
-      <w:r>
-        <w:rPr>
-          <w:b/>
-          <w:color w:val="C05014"/>
-          <w:sz w:val="26"/>
-        </w:rPr>
-        <w:t>2.</w:t>
-      </w:r>
-    </w:p>
-    <w:p>
-      <w:pPr>
-        <w:spacing w:after="80"/>
-      </w:pPr>
-      <w:r>
-        <w:rPr>
-          <w:b w:val="0"/>
-          <w:i w:val="0"/>
-          <w:color w:val="444444"/>
-          <w:sz w:val="24"/>
-        </w:rPr>
-        <w:t>A moving object has ______.</w:t>
+        <w:t>________________________________________________________________</w:t>
       </w:r>
     </w:p>
     <w:p>
@@ -147,38 +92,26 @@
       </w:pPr>
       <w:r>
         <w:rPr>
-          <w:b w:val="0"/>
-          <w:i w:val="0"/>
-          <w:color w:val="444444"/>
-          <w:sz w:val="24"/>
+          <w:rFonts w:ascii="Calibri" w:hAnsi="Calibri"/>
+          <w:b/>
+          <w:color w:val="1A1D26"/>
+          <w:sz w:val="28"/>
         </w:rPr>
-        <w:t>a) stored energy only      b) energy of motion      c) no energy      d) only sound energy</w:t>
+        <w:t>2. (1 point) Which comparison fits this chapter?  A. one ball at two speeds   B. a heavy ball and a light ball</w:t>
       </w:r>
     </w:p>
     <w:p>
       <w:pPr>
-        <w:spacing w:after="120"/>
+        <w:spacing w:after="200"/>
       </w:pPr>
       <w:r>
         <w:rPr>
+          <w:rFonts w:ascii="Calibri" w:hAnsi="Calibri"/>
           <w:b w:val="0"/>
-          <w:i w:val="0"/>
-          <w:color w:val="444444"/>
-          <w:sz w:val="22"/>
+          <w:color w:val="1A1D26"/>
+          <w:sz w:val="28"/>
         </w:rPr>
-      </w:r>
-    </w:p>
-    <w:p>
-      <w:pPr>
-        <w:spacing w:before="200" w:after="60"/>
-      </w:pPr>
-      <w:r>
-        <w:rPr>
-          <w:b/>
-          <w:color w:val="C05014"/>
-          <w:sz w:val="26"/>
-        </w:rPr>
-        <w:t>3.</w:t>
+        <w:t>________________________________________________________________</w:t>
       </w:r>
     </w:p>
     <w:p>
@@ -187,40 +120,26 @@
       </w:pPr>
       <w:r>
         <w:rPr>
-          <w:b w:val="0"/>
-          <w:i w:val="0"/>
-          <w:color w:val="444444"/>
-          <w:sz w:val="24"/>
+          <w:rFonts w:ascii="Calibri" w:hAnsi="Calibri"/>
+          <w:b/>
+          <w:color w:val="1A1D26"/>
+          <w:sz w:val="28"/>
         </w:rPr>
-        <w:t>Which comparison gives the BEST evidence about speed and energy?</w:t>
+        <w:t>3. (2 points) What shows that the faster ball had more energy of motion?</w:t>
       </w:r>
     </w:p>
     <w:p>
       <w:pPr>
-        <w:spacing w:after="80"/>
+        <w:spacing w:after="200"/>
       </w:pPr>
       <w:r>
         <w:rPr>
+          <w:rFonts w:ascii="Calibri" w:hAnsi="Calibri"/>
           <w:b w:val="0"/>
-          <w:i w:val="0"/>
-          <w:color w:val="444444"/>
-          <w:sz w:val="24"/>
+          <w:color w:val="1A1D26"/>
+          <w:sz w:val="28"/>
         </w:rPr>
-        <w:t>a) a small ball vs. a big ball, both moving slowly</w:t>
-      </w:r>
-    </w:p>
-    <w:p>
-      <w:pPr>
-        <w:spacing w:after="80"/>
-      </w:pPr>
-      <w:r>
-        <w:rPr>
-          <w:b w:val="0"/>
-          <w:i w:val="0"/>
-          <w:color w:val="444444"/>
-          <w:sz w:val="24"/>
-        </w:rPr>
-        <w:t>b) the SAME ball moving slowly, then the SAME ball moving faster</w:t>
+        <w:t>________________________________________________________________</w:t>
       </w:r>
     </w:p>
     <w:p>
@@ -229,38 +148,26 @@
       </w:pPr>
       <w:r>
         <w:rPr>
-          <w:b w:val="0"/>
-          <w:i w:val="0"/>
-          <w:color w:val="444444"/>
-          <w:sz w:val="24"/>
+          <w:rFonts w:ascii="Calibri" w:hAnsi="Calibri"/>
+          <w:b/>
+          <w:color w:val="1A1D26"/>
+          <w:sz w:val="28"/>
         </w:rPr>
-        <w:t>c) a fast car vs. a slow bicycle      d) a marble vs. a bowling ball</w:t>
+        <w:t>4. (2 points) In Ramp It Up, what did you measure, and what did you infer?</w:t>
       </w:r>
     </w:p>
     <w:p>
       <w:pPr>
-        <w:spacing w:after="120"/>
+        <w:spacing w:after="200"/>
       </w:pPr>
       <w:r>
         <w:rPr>
+          <w:rFonts w:ascii="Calibri" w:hAnsi="Calibri"/>
           <w:b w:val="0"/>
-          <w:i w:val="0"/>
-          <w:color w:val="444444"/>
-          <w:sz w:val="22"/>
+          <w:color w:val="1A1D26"/>
+          <w:sz w:val="28"/>
         </w:rPr>
-      </w:r>
-    </w:p>
-    <w:p>
-      <w:pPr>
-        <w:spacing w:before="200" w:after="60"/>
-      </w:pPr>
-      <w:r>
-        <w:rPr>
-          <w:b/>
-          <w:color w:val="C05014"/>
-          <w:sz w:val="26"/>
-        </w:rPr>
-        <w:t>4. READ THE DATA</w:t>
+        <w:t>________________________________________________________________</w:t>
       </w:r>
     </w:p>
     <w:p>
@@ -269,155 +176,26 @@
       </w:pPr>
       <w:r>
         <w:rPr>
-          <w:b w:val="0"/>
-          <w:i w:val="0"/>
-          <w:color w:val="444444"/>
-          <w:sz w:val="24"/>
+          <w:rFonts w:ascii="Calibri" w:hAnsi="Calibri"/>
+          <w:b/>
+          <w:color w:val="1A1D26"/>
+          <w:sz w:val="28"/>
         </w:rPr>
-        <w:t>A group rolled ONE ball down a ramp. Here is their data:</w:t>
+        <w:t>5. (1 point) What was the one thing you changed?</w:t>
       </w:r>
     </w:p>
-    <w:tbl>
-      <w:tblPr>
-        <w:tblStyle w:val="TableGrid"/>
-        <w:tblW w:type="auto" w:w="0"/>
-        <w:tblLayout w:type="fixed"/>
-        <w:tblLook w:firstColumn="1" w:firstRow="1" w:lastColumn="0" w:lastRow="0" w:noHBand="0" w:noVBand="1" w:val="04A0"/>
-      </w:tblPr>
-      <w:tblGrid>
-        <w:gridCol w:w="5112"/>
-        <w:gridCol w:w="5112"/>
-      </w:tblGrid>
-      <w:tr>
-        <w:tc>
-          <w:tcPr>
-            <w:tcW w:type="dxa" w:w="3456"/>
-            <w:shd w:fill="E8EDF4"/>
-          </w:tcPr>
-          <w:p>
-            <w:r/>
-            <w:r>
-              <w:rPr>
-                <w:b/>
-                <w:color w:val="1F3A5F"/>
-                <w:sz w:val="24"/>
-              </w:rPr>
-              <w:t>Ramp Height</w:t>
-            </w:r>
-          </w:p>
-        </w:tc>
-        <w:tc>
-          <w:tcPr>
-            <w:tcW w:type="dxa" w:w="3744"/>
-            <w:shd w:fill="E8EDF4"/>
-          </w:tcPr>
-          <w:p>
-            <w:r/>
-            <w:r>
-              <w:rPr>
-                <w:b/>
-                <w:color w:val="1F3A5F"/>
-                <w:sz w:val="24"/>
-              </w:rPr>
-              <w:t>Average Cup Displacement</w:t>
-            </w:r>
-          </w:p>
-        </w:tc>
-      </w:tr>
-      <w:tr>
-        <w:trPr>
-          <w:trHeight w:val="720" w:hRule="atLeast"/>
-        </w:trPr>
-        <w:tc>
-          <w:tcPr>
-            <w:tcW w:type="dxa" w:w="3456"/>
-          </w:tcPr>
-          <w:p>
-            <w:r/>
-            <w:r>
-              <w:t>1 book</w:t>
-            </w:r>
-          </w:p>
-        </w:tc>
-        <w:tc>
-          <w:tcPr>
-            <w:tcW w:type="dxa" w:w="3744"/>
-          </w:tcPr>
-          <w:p>
-            <w:r/>
-            <w:r>
-              <w:t>5 cm</w:t>
-            </w:r>
-          </w:p>
-        </w:tc>
-      </w:tr>
-      <w:tr>
-        <w:trPr>
-          <w:trHeight w:val="720" w:hRule="atLeast"/>
-        </w:trPr>
-        <w:tc>
-          <w:tcPr>
-            <w:tcW w:type="dxa" w:w="3456"/>
-          </w:tcPr>
-          <w:p>
-            <w:r/>
-            <w:r>
-              <w:t>2 books</w:t>
-            </w:r>
-          </w:p>
-        </w:tc>
-        <w:tc>
-          <w:tcPr>
-            <w:tcW w:type="dxa" w:w="3744"/>
-          </w:tcPr>
-          <w:p>
-            <w:r/>
-            <w:r>
-              <w:t>12 cm</w:t>
-            </w:r>
-          </w:p>
-        </w:tc>
-      </w:tr>
-      <w:tr>
-        <w:trPr>
-          <w:trHeight w:val="720" w:hRule="atLeast"/>
-        </w:trPr>
-        <w:tc>
-          <w:tcPr>
-            <w:tcW w:type="dxa" w:w="3456"/>
-          </w:tcPr>
-          <w:p>
-            <w:r/>
-            <w:r>
-              <w:t>3 books</w:t>
-            </w:r>
-          </w:p>
-        </w:tc>
-        <w:tc>
-          <w:tcPr>
-            <w:tcW w:type="dxa" w:w="3744"/>
-          </w:tcPr>
-          <w:p>
-            <w:r/>
-            <w:r>
-              <w:t>20 cm</w:t>
-            </w:r>
-          </w:p>
-        </w:tc>
-      </w:tr>
-    </w:tbl>
     <w:p>
       <w:pPr>
-        <w:spacing w:after="40"/>
+        <w:spacing w:after="200"/>
       </w:pPr>
       <w:r>
         <w:rPr>
+          <w:rFonts w:ascii="Calibri" w:hAnsi="Calibri"/>
           <w:b w:val="0"/>
-          <w:i w:val="0"/>
-          <w:color w:val="444444"/>
-          <w:sz w:val="24"/>
+          <w:color w:val="1A1D26"/>
+          <w:sz w:val="28"/>
         </w:rPr>
-        <w:t>At which height did the ball cause the greatest change? ____________</w:t>
+        <w:t>________________________________________________________________</w:t>
       </w:r>
     </w:p>
     <w:p>
@@ -426,41 +204,26 @@
       </w:pPr>
       <w:r>
         <w:rPr>
-          <w:b w:val="0"/>
-          <w:i w:val="0"/>
-          <w:color w:val="444444"/>
-          <w:sz w:val="24"/>
+          <w:rFonts w:ascii="Calibri" w:hAnsi="Calibri"/>
+          <w:b/>
+          <w:color w:val="1A1D26"/>
+          <w:sz w:val="28"/>
         </w:rPr>
-        <w:t>Did the group measure the ball's speed, or the change it caused? Explain.</w:t>
+        <w:t>6. (1 point) A correct graph uses which labels?  A. ramp height (cm) and average cup movement (cm)   B. speed and energy</w:t>
       </w:r>
     </w:p>
     <w:p>
       <w:pPr>
-        <w:spacing w:before="40" w:after="120"/>
-        <w:pBdr>
-          <w:bottom w:val="single" w:sz="6" w:space="1" w:color="999999"/>
-        </w:pBdr>
-      </w:pPr>
-    </w:p>
-    <w:p>
-      <w:pPr>
-        <w:spacing w:before="40" w:after="120"/>
-        <w:pBdr>
-          <w:bottom w:val="single" w:sz="6" w:space="1" w:color="999999"/>
-        </w:pBdr>
-      </w:pPr>
-    </w:p>
-    <w:p>
-      <w:pPr>
-        <w:spacing w:before="200" w:after="60"/>
+        <w:spacing w:after="200"/>
       </w:pPr>
       <w:r>
         <w:rPr>
-          <w:b/>
-          <w:color w:val="C05014"/>
-          <w:sz w:val="26"/>
+          <w:rFonts w:ascii="Calibri" w:hAnsi="Calibri"/>
+          <w:b w:val="0"/>
+          <w:color w:val="1A1D26"/>
+          <w:sz w:val="28"/>
         </w:rPr>
-        <w:t>5. READ THE GRAPH</w:t>
+        <w:t>________________________________________________________________</w:t>
       </w:r>
     </w:p>
     <w:p>
@@ -469,12 +232,26 @@
       </w:pPr>
       <w:r>
         <w:rPr>
+          <w:rFonts w:ascii="Calibri" w:hAnsi="Calibri"/>
+          <w:b/>
+          <w:color w:val="1A1D26"/>
+          <w:sz w:val="28"/>
+        </w:rPr>
+        <w:t>7. (2 points) The same ball rolls from a steeper ramp. What change do you look for?</w:t>
+      </w:r>
+    </w:p>
+    <w:p>
+      <w:pPr>
+        <w:spacing w:after="200"/>
+      </w:pPr>
+      <w:r>
+        <w:rPr>
+          <w:rFonts w:ascii="Calibri" w:hAnsi="Calibri"/>
           <w:b w:val="0"/>
-          <w:i w:val="0"/>
-          <w:color w:val="444444"/>
-          <w:sz w:val="24"/>
+          <w:color w:val="1A1D26"/>
+          <w:sz w:val="28"/>
         </w:rPr>
-        <w:t>A graph titled “Ramp Height vs. Average Cup Displacement” shows the bar gets taller as ramp height increases.</w:t>
+        <w:t>________________________________________________________________</w:t>
       </w:r>
     </w:p>
     <w:p>
@@ -483,317 +260,27 @@
       </w:pPr>
       <w:r>
         <w:rPr>
-          <w:b w:val="0"/>
-          <w:i w:val="0"/>
-          <w:color w:val="444444"/>
-          <w:sz w:val="24"/>
+          <w:rFonts w:ascii="Calibri" w:hAnsi="Calibri"/>
+          <w:b/>
+          <w:color w:val="1A1D26"/>
+          <w:sz w:val="28"/>
         </w:rPr>
-        <w:t>What does this graph suggest about speed and energy of motion for the SAME ball?</w:t>
+        <w:t>8. (2 points) How are energy and speed related?</w:t>
       </w:r>
     </w:p>
     <w:p>
       <w:pPr>
-        <w:spacing w:before="40" w:after="120"/>
-        <w:pBdr>
-          <w:bottom w:val="single" w:sz="6" w:space="1" w:color="999999"/>
-        </w:pBdr>
-      </w:pPr>
-    </w:p>
-    <w:p>
-      <w:pPr>
-        <w:spacing w:before="40" w:after="120"/>
-        <w:pBdr>
-          <w:bottom w:val="single" w:sz="6" w:space="1" w:color="999999"/>
-        </w:pBdr>
-      </w:pPr>
-    </w:p>
-    <w:p>
-      <w:pPr>
-        <w:spacing w:before="200" w:after="60"/>
+        <w:spacing w:after="200"/>
       </w:pPr>
       <w:r>
         <w:rPr>
-          <w:b/>
-          <w:color w:val="C05014"/>
-          <w:sz w:val="26"/>
+          <w:rFonts w:ascii="Calibri" w:hAnsi="Calibri"/>
+          <w:b w:val="0"/>
+          <w:color w:val="1A1D26"/>
+          <w:sz w:val="28"/>
         </w:rPr>
-        <w:t>6.</w:t>
+        <w:t>________________________________________________________________</w:t>
       </w:r>
-    </w:p>
-    <w:p>
-      <w:pPr>
-        <w:spacing w:after="40"/>
-      </w:pPr>
-      <w:r>
-        <w:rPr>
-          <w:b w:val="0"/>
-          <w:i w:val="0"/>
-          <w:color w:val="444444"/>
-          <w:sz w:val="24"/>
-        </w:rPr>
-        <w:t>Write M (measured) or I (inferred) next to each item.</w:t>
-      </w:r>
-    </w:p>
-    <w:p>
-      <w:pPr>
-        <w:spacing w:after="80"/>
-      </w:pPr>
-      <w:r>
-        <w:rPr>
-          <w:b w:val="0"/>
-          <w:i w:val="0"/>
-          <w:color w:val="444444"/>
-          <w:sz w:val="24"/>
-        </w:rPr>
-        <w:t>____ the cup moved 18 cm</w:t>
-      </w:r>
-    </w:p>
-    <w:p>
-      <w:pPr>
-        <w:spacing w:after="80"/>
-      </w:pPr>
-      <w:r>
-        <w:rPr>
-          <w:b w:val="0"/>
-          <w:i w:val="0"/>
-          <w:color w:val="444444"/>
-          <w:sz w:val="24"/>
-        </w:rPr>
-        <w:t>____ the ball was moving faster</w:t>
-      </w:r>
-    </w:p>
-    <w:p>
-      <w:pPr>
-        <w:spacing w:after="80"/>
-      </w:pPr>
-      <w:r>
-        <w:rPr>
-          <w:b w:val="0"/>
-          <w:i w:val="0"/>
-          <w:color w:val="444444"/>
-          <w:sz w:val="24"/>
-        </w:rPr>
-        <w:t>____ the faster ball had more energy of motion</w:t>
-      </w:r>
-    </w:p>
-    <w:p>
-      <w:pPr>
-        <w:spacing w:after="80"/>
-      </w:pPr>
-      <w:r>
-        <w:rPr>
-          <w:b w:val="0"/>
-          <w:i w:val="0"/>
-          <w:color w:val="444444"/>
-          <w:sz w:val="24"/>
-        </w:rPr>
-        <w:t>____ the ramp height was 3 books</w:t>
-      </w:r>
-    </w:p>
-    <w:p>
-      <w:pPr>
-        <w:spacing w:before="200" w:after="60"/>
-      </w:pPr>
-      <w:r>
-        <w:rPr>
-          <w:b/>
-          <w:color w:val="C05014"/>
-          <w:sz w:val="26"/>
-        </w:rPr>
-        <w:t>7.</w:t>
-      </w:r>
-    </w:p>
-    <w:p>
-      <w:pPr>
-        <w:spacing w:after="40"/>
-      </w:pPr>
-      <w:r>
-        <w:rPr>
-          <w:b w:val="0"/>
-          <w:i w:val="0"/>
-          <w:color w:val="444444"/>
-          <w:sz w:val="24"/>
-        </w:rPr>
-        <w:t>The SAME ball is thrown gently, then thrown hard. The hard throw makes your hand sting.</w:t>
-      </w:r>
-    </w:p>
-    <w:p>
-      <w:pPr>
-        <w:spacing w:after="40"/>
-      </w:pPr>
-      <w:r>
-        <w:rPr>
-          <w:b w:val="0"/>
-          <w:i w:val="0"/>
-          <w:color w:val="444444"/>
-          <w:sz w:val="24"/>
-        </w:rPr>
-        <w:t>Use evidence to explain: which throw had greater energy of motion, and how do you know?</w:t>
-      </w:r>
-    </w:p>
-    <w:p>
-      <w:pPr>
-        <w:spacing w:before="40" w:after="120"/>
-        <w:pBdr>
-          <w:bottom w:val="single" w:sz="6" w:space="1" w:color="999999"/>
-        </w:pBdr>
-      </w:pPr>
-    </w:p>
-    <w:p>
-      <w:pPr>
-        <w:spacing w:before="40" w:after="120"/>
-        <w:pBdr>
-          <w:bottom w:val="single" w:sz="6" w:space="1" w:color="999999"/>
-        </w:pBdr>
-      </w:pPr>
-    </w:p>
-    <w:p>
-      <w:pPr>
-        <w:spacing w:before="40" w:after="120"/>
-        <w:pBdr>
-          <w:bottom w:val="single" w:sz="6" w:space="1" w:color="999999"/>
-        </w:pBdr>
-      </w:pPr>
-    </w:p>
-    <w:p>
-      <w:pPr>
-        <w:spacing w:before="200" w:after="60"/>
-      </w:pPr>
-      <w:r>
-        <w:rPr>
-          <w:b/>
-          <w:color w:val="C05014"/>
-          <w:sz w:val="26"/>
-        </w:rPr>
-        <w:t>8.</w:t>
-      </w:r>
-    </w:p>
-    <w:p>
-      <w:pPr>
-        <w:spacing w:after="40"/>
-      </w:pPr>
-      <w:r>
-        <w:rPr>
-          <w:b w:val="0"/>
-          <w:i w:val="0"/>
-          <w:color w:val="444444"/>
-          <w:sz w:val="24"/>
-        </w:rPr>
-        <w:t>A student says, “We measured the ball's energy with our ruler.” What is wrong with this statement?</w:t>
-      </w:r>
-    </w:p>
-    <w:p>
-      <w:pPr>
-        <w:spacing w:before="40" w:after="120"/>
-        <w:pBdr>
-          <w:bottom w:val="single" w:sz="6" w:space="1" w:color="999999"/>
-        </w:pBdr>
-      </w:pPr>
-    </w:p>
-    <w:p>
-      <w:pPr>
-        <w:spacing w:before="40" w:after="120"/>
-        <w:pBdr>
-          <w:bottom w:val="single" w:sz="6" w:space="1" w:color="999999"/>
-        </w:pBdr>
-      </w:pPr>
-    </w:p>
-    <w:p>
-      <w:pPr>
-        <w:spacing w:before="200" w:after="60"/>
-      </w:pPr>
-      <w:r>
-        <w:rPr>
-          <w:b/>
-          <w:color w:val="C05014"/>
-          <w:sz w:val="26"/>
-        </w:rPr>
-        <w:t>9.</w:t>
-      </w:r>
-    </w:p>
-    <w:p>
-      <w:pPr>
-        <w:spacing w:after="40"/>
-      </w:pPr>
-      <w:r>
-        <w:rPr>
-          <w:b w:val="0"/>
-          <w:i w:val="0"/>
-          <w:color w:val="444444"/>
-          <w:sz w:val="24"/>
-        </w:rPr>
-        <w:t>For the SAME object, faster motion is associated with ______ energy of motion.</w:t>
-      </w:r>
-    </w:p>
-    <w:p>
-      <w:pPr>
-        <w:spacing w:after="40"/>
-      </w:pPr>
-      <w:r>
-        <w:rPr>
-          <w:b w:val="0"/>
-          <w:i w:val="0"/>
-          <w:color w:val="444444"/>
-          <w:sz w:val="24"/>
-        </w:rPr>
-        <w:t>a) less      b) the same      c) greater      d) no</w:t>
-      </w:r>
-    </w:p>
-    <w:p>
-      <w:pPr>
-        <w:spacing w:after="120"/>
-      </w:pPr>
-      <w:r>
-        <w:rPr>
-          <w:b w:val="0"/>
-          <w:i w:val="0"/>
-          <w:color w:val="444444"/>
-          <w:sz w:val="22"/>
-        </w:rPr>
-      </w:r>
-    </w:p>
-    <w:p>
-      <w:pPr>
-        <w:spacing w:before="200" w:after="60"/>
-      </w:pPr>
-      <w:r>
-        <w:rPr>
-          <w:b/>
-          <w:color w:val="C05014"/>
-          <w:sz w:val="26"/>
-        </w:rPr>
-        <w:t>10. (BONUS)</w:t>
-      </w:r>
-    </w:p>
-    <w:p>
-      <w:pPr>
-        <w:spacing w:after="40"/>
-      </w:pPr>
-      <w:r>
-        <w:rPr>
-          <w:b w:val="0"/>
-          <w:i w:val="0"/>
-          <w:color w:val="444444"/>
-          <w:sz w:val="24"/>
-        </w:rPr>
-        <w:t>Why is it important to keep the object the SAME when comparing speed and energy?</w:t>
-      </w:r>
-    </w:p>
-    <w:p>
-      <w:pPr>
-        <w:spacing w:before="40" w:after="120"/>
-        <w:pBdr>
-          <w:bottom w:val="single" w:sz="6" w:space="1" w:color="999999"/>
-        </w:pBdr>
-      </w:pPr>
-    </w:p>
-    <w:p>
-      <w:pPr>
-        <w:spacing w:before="40" w:after="120"/>
-        <w:pBdr>
-          <w:bottom w:val="single" w:sz="6" w:space="1" w:color="999999"/>
-        </w:pBdr>
-      </w:pPr>
     </w:p>
     <w:sectPr>
       <w:pgSz w:w="12240" w:h="15840"/>
@@ -1169,8 +656,9 @@
     <w:qFormat/>
     <w:rsid w:val="00FC693F"/>
     <w:rPr>
-      <w:rFonts w:ascii="Arial" w:hAnsi="Arial" w:eastAsia="Arial"/>
-      <w:sz w:val="22"/>
+      <w:rFonts w:ascii="Calibri" w:hAnsi="Calibri"/>
+      <w:color w:val="1A1D26"/>
+      <w:sz w:val="28"/>
     </w:rPr>
   </w:style>
   <w:style w:type="paragraph" w:styleId="Header">

--- a/production/quizzes/03-ch3-energy-speed-quiz.docx
+++ b/production/quizzes/03-ch3-energy-speed-quiz.docx
@@ -153,7 +153,7 @@
           <w:color w:val="1A1D26"/>
           <w:sz w:val="28"/>
         </w:rPr>
-        <w:t>4. (2 points) In Ramp It Up, what did you measure, and what did you infer?</w:t>
+        <w:t>4. (2 points) In Ramp It Up 2.0, what did we measure in centimeters? Name both things.</w:t>
       </w:r>
     </w:p>
     <w:p>
@@ -237,7 +237,7 @@
           <w:color w:val="1A1D26"/>
           <w:sz w:val="28"/>
         </w:rPr>
-        <w:t>7. (2 points) The same ball rolls from a steeper ramp. What change do you look for?</w:t>
+        <w:t>7. (2 points) The same ball rolls from a steeper ramp. What greater change do you look for?</w:t>
       </w:r>
     </w:p>
     <w:p>

--- a/production/quizzes/03-ch3-energy-speed-quiz.docx
+++ b/production/quizzes/03-ch3-energy-speed-quiz.docx
@@ -10,6 +10,7 @@
         <w:rPr>
           <w:rFonts w:ascii="Calibri" w:hAnsi="Calibri"/>
           <w:b/>
+          <w:i w:val="0"/>
           <w:color w:val="1B4FC2"/>
           <w:sz w:val="36"/>
         </w:rPr>
@@ -24,6 +25,7 @@
         <w:rPr>
           <w:rFonts w:ascii="Calibri" w:hAnsi="Calibri"/>
           <w:b/>
+          <w:i w:val="0"/>
           <w:color w:val="1A1D26"/>
           <w:sz w:val="24"/>
         </w:rPr>
@@ -38,6 +40,7 @@
         <w:rPr>
           <w:rFonts w:ascii="Calibri" w:hAnsi="Calibri"/>
           <w:b w:val="0"/>
+          <w:i w:val="0"/>
           <w:color w:val="1A1D26"/>
           <w:sz w:val="28"/>
         </w:rPr>
@@ -52,6 +55,7 @@
         <w:rPr>
           <w:rFonts w:ascii="Calibri" w:hAnsi="Calibri"/>
           <w:b/>
+          <w:i w:val="0"/>
           <w:color w:val="1A1D26"/>
           <w:sz w:val="32"/>
         </w:rPr>
@@ -66,6 +70,7 @@
         <w:rPr>
           <w:rFonts w:ascii="Calibri" w:hAnsi="Calibri"/>
           <w:b/>
+          <w:i w:val="0"/>
           <w:color w:val="1A1D26"/>
           <w:sz w:val="28"/>
         </w:rPr>
@@ -80,6 +85,7 @@
         <w:rPr>
           <w:rFonts w:ascii="Calibri" w:hAnsi="Calibri"/>
           <w:b w:val="0"/>
+          <w:i w:val="0"/>
           <w:color w:val="1A1D26"/>
           <w:sz w:val="28"/>
         </w:rPr>
@@ -94,6 +100,7 @@
         <w:rPr>
           <w:rFonts w:ascii="Calibri" w:hAnsi="Calibri"/>
           <w:b/>
+          <w:i w:val="0"/>
           <w:color w:val="1A1D26"/>
           <w:sz w:val="28"/>
         </w:rPr>
@@ -108,6 +115,7 @@
         <w:rPr>
           <w:rFonts w:ascii="Calibri" w:hAnsi="Calibri"/>
           <w:b w:val="0"/>
+          <w:i w:val="0"/>
           <w:color w:val="1A1D26"/>
           <w:sz w:val="28"/>
         </w:rPr>
@@ -122,6 +130,7 @@
         <w:rPr>
           <w:rFonts w:ascii="Calibri" w:hAnsi="Calibri"/>
           <w:b/>
+          <w:i w:val="0"/>
           <w:color w:val="1A1D26"/>
           <w:sz w:val="28"/>
         </w:rPr>
@@ -136,6 +145,7 @@
         <w:rPr>
           <w:rFonts w:ascii="Calibri" w:hAnsi="Calibri"/>
           <w:b w:val="0"/>
+          <w:i w:val="0"/>
           <w:color w:val="1A1D26"/>
           <w:sz w:val="28"/>
         </w:rPr>
@@ -150,6 +160,7 @@
         <w:rPr>
           <w:rFonts w:ascii="Calibri" w:hAnsi="Calibri"/>
           <w:b/>
+          <w:i w:val="0"/>
           <w:color w:val="1A1D26"/>
           <w:sz w:val="28"/>
         </w:rPr>
@@ -164,6 +175,7 @@
         <w:rPr>
           <w:rFonts w:ascii="Calibri" w:hAnsi="Calibri"/>
           <w:b w:val="0"/>
+          <w:i w:val="0"/>
           <w:color w:val="1A1D26"/>
           <w:sz w:val="28"/>
         </w:rPr>
@@ -178,6 +190,7 @@
         <w:rPr>
           <w:rFonts w:ascii="Calibri" w:hAnsi="Calibri"/>
           <w:b/>
+          <w:i w:val="0"/>
           <w:color w:val="1A1D26"/>
           <w:sz w:val="28"/>
         </w:rPr>
@@ -192,6 +205,7 @@
         <w:rPr>
           <w:rFonts w:ascii="Calibri" w:hAnsi="Calibri"/>
           <w:b w:val="0"/>
+          <w:i w:val="0"/>
           <w:color w:val="1A1D26"/>
           <w:sz w:val="28"/>
         </w:rPr>
@@ -206,6 +220,7 @@
         <w:rPr>
           <w:rFonts w:ascii="Calibri" w:hAnsi="Calibri"/>
           <w:b/>
+          <w:i w:val="0"/>
           <w:color w:val="1A1D26"/>
           <w:sz w:val="28"/>
         </w:rPr>
@@ -220,6 +235,7 @@
         <w:rPr>
           <w:rFonts w:ascii="Calibri" w:hAnsi="Calibri"/>
           <w:b w:val="0"/>
+          <w:i w:val="0"/>
           <w:color w:val="1A1D26"/>
           <w:sz w:val="28"/>
         </w:rPr>
@@ -234,6 +250,7 @@
         <w:rPr>
           <w:rFonts w:ascii="Calibri" w:hAnsi="Calibri"/>
           <w:b/>
+          <w:i w:val="0"/>
           <w:color w:val="1A1D26"/>
           <w:sz w:val="28"/>
         </w:rPr>
@@ -248,6 +265,7 @@
         <w:rPr>
           <w:rFonts w:ascii="Calibri" w:hAnsi="Calibri"/>
           <w:b w:val="0"/>
+          <w:i w:val="0"/>
           <w:color w:val="1A1D26"/>
           <w:sz w:val="28"/>
         </w:rPr>
@@ -262,6 +280,7 @@
         <w:rPr>
           <w:rFonts w:ascii="Calibri" w:hAnsi="Calibri"/>
           <w:b/>
+          <w:i w:val="0"/>
           <w:color w:val="1A1D26"/>
           <w:sz w:val="28"/>
         </w:rPr>
@@ -276,6 +295,7 @@
         <w:rPr>
           <w:rFonts w:ascii="Calibri" w:hAnsi="Calibri"/>
           <w:b w:val="0"/>
+          <w:i w:val="0"/>
           <w:color w:val="1A1D26"/>
           <w:sz w:val="28"/>
         </w:rPr>
